--- a/Manuels/Manuel_GEDAI_module .docx
+++ b/Manuels/Manuel_GEDAI_module .docx
@@ -854,12 +854,160 @@
     </w:p>
     <w:p>
       <w:pPr>
-        <w:rPr>
-          <w:rFonts w:ascii="Calibri" w:hAnsi="Calibri" w:cs="Calibri"/>
-          <w:b/>
-          <w:bCs/>
-        </w:rPr>
-      </w:pPr>
+        <w:pStyle w:val="ListParagraph"/>
+        <w:numPr>
+          <w:ilvl w:val="0"/>
+          <w:numId w:val="4"/>
+        </w:numPr>
+        <w:rPr>
+          <w:rFonts w:ascii="Calibri" w:hAnsi="Calibri" w:cs="Calibri"/>
+        </w:rPr>
+      </w:pPr>
+      <w:r>
+        <w:rPr>
+          <w:rFonts w:ascii="Calibri" w:hAnsi="Calibri" w:cs="Calibri"/>
+        </w:rPr>
+        <w:t xml:space="preserve">Comment </w:t>
+      </w:r>
+      <w:r>
+        <w:rPr>
+          <w:rFonts w:ascii="Calibri" w:hAnsi="Calibri" w:cs="Calibri"/>
+        </w:rPr>
+        <w:t xml:space="preserve">est géré l’interpolation de la position des électrodes ? Est-ce que ça marche avec toutes les configuration (par </w:t>
+      </w:r>
+      <w:proofErr w:type="spellStart"/>
+      <w:r>
+        <w:rPr>
+          <w:rFonts w:ascii="Calibri" w:hAnsi="Calibri" w:cs="Calibri"/>
+        </w:rPr>
+        <w:t>example</w:t>
+      </w:r>
+      <w:proofErr w:type="spellEnd"/>
+      <w:r>
+        <w:rPr>
+          <w:rFonts w:ascii="Calibri" w:hAnsi="Calibri" w:cs="Calibri"/>
+        </w:rPr>
+        <w:t xml:space="preserve"> 32 </w:t>
+      </w:r>
+      <w:proofErr w:type="spellStart"/>
+      <w:r>
+        <w:rPr>
+          <w:rFonts w:ascii="Calibri" w:hAnsi="Calibri" w:cs="Calibri"/>
+        </w:rPr>
+        <w:t>electodes</w:t>
+      </w:r>
+      <w:proofErr w:type="spellEnd"/>
+      <w:r>
+        <w:rPr>
+          <w:rFonts w:ascii="Calibri" w:hAnsi="Calibri" w:cs="Calibri"/>
+        </w:rPr>
+        <w:t xml:space="preserve">) ? Quel sont le </w:t>
+      </w:r>
+      <w:proofErr w:type="spellStart"/>
+      <w:r>
+        <w:rPr>
+          <w:rFonts w:ascii="Calibri" w:hAnsi="Calibri" w:cs="Calibri"/>
+        </w:rPr>
+        <w:t>pre-requirment</w:t>
+      </w:r>
+      <w:proofErr w:type="spellEnd"/>
+      <w:r>
+        <w:rPr>
+          <w:rFonts w:ascii="Calibri" w:hAnsi="Calibri" w:cs="Calibri"/>
+        </w:rPr>
+        <w:t xml:space="preserve"> (</w:t>
+      </w:r>
+      <w:proofErr w:type="spellStart"/>
+      <w:r>
+        <w:rPr>
+          <w:rFonts w:ascii="Calibri" w:hAnsi="Calibri" w:cs="Calibri"/>
+        </w:rPr>
+        <w:t>s</w:t>
+      </w:r>
+      <w:r>
+        <w:rPr>
+          <w:rFonts w:ascii="Calibri" w:hAnsi="Calibri" w:cs="Calibri"/>
+        </w:rPr>
+        <w:t>ymetic</w:t>
+      </w:r>
+      <w:proofErr w:type="spellEnd"/>
+      <w:r>
+        <w:rPr>
+          <w:rFonts w:ascii="Calibri" w:hAnsi="Calibri" w:cs="Calibri"/>
+        </w:rPr>
+        <w:t> ? )</w:t>
+      </w:r>
+    </w:p>
+    <w:p>
+      <w:pPr>
+        <w:pStyle w:val="ListParagraph"/>
+        <w:numPr>
+          <w:ilvl w:val="0"/>
+          <w:numId w:val="4"/>
+        </w:numPr>
+        <w:rPr>
+          <w:rFonts w:ascii="Calibri" w:hAnsi="Calibri" w:cs="Calibri"/>
+        </w:rPr>
+      </w:pPr>
+      <w:r>
+        <w:rPr>
+          <w:rFonts w:ascii="Calibri" w:hAnsi="Calibri" w:cs="Calibri"/>
+        </w:rPr>
+        <w:t xml:space="preserve">Quel pipeline vous conseiller ? </w:t>
+      </w:r>
+      <w:proofErr w:type="spellStart"/>
+      <w:r>
+        <w:rPr>
+          <w:rFonts w:ascii="Calibri" w:hAnsi="Calibri" w:cs="Calibri"/>
+        </w:rPr>
+        <w:t>Filtering</w:t>
+      </w:r>
+      <w:proofErr w:type="spellEnd"/>
+      <w:r>
+        <w:rPr>
+          <w:rFonts w:ascii="Calibri" w:hAnsi="Calibri" w:cs="Calibri"/>
+        </w:rPr>
+        <w:t>-GEDAI-</w:t>
+      </w:r>
+      <w:proofErr w:type="spellStart"/>
+      <w:r>
+        <w:rPr>
+          <w:rFonts w:ascii="Calibri" w:hAnsi="Calibri" w:cs="Calibri"/>
+        </w:rPr>
+        <w:t>Epoching</w:t>
+      </w:r>
+      <w:proofErr w:type="spellEnd"/>
+      <w:r>
+        <w:rPr>
+          <w:rFonts w:ascii="Calibri" w:hAnsi="Calibri" w:cs="Calibri"/>
+        </w:rPr>
+        <w:t xml:space="preserve"> ? </w:t>
+      </w:r>
+      <w:r>
+        <w:rPr>
+          <w:rFonts w:ascii="Calibri" w:hAnsi="Calibri" w:cs="Calibri"/>
+        </w:rPr>
+        <w:br/>
+        <w:t xml:space="preserve">Ne plus utiliser ICA et ASR ? </w:t>
+      </w:r>
+    </w:p>
+    <w:p>
+      <w:pPr>
+        <w:pStyle w:val="ListParagraph"/>
+        <w:numPr>
+          <w:ilvl w:val="0"/>
+          <w:numId w:val="4"/>
+        </w:numPr>
+        <w:rPr>
+          <w:rFonts w:ascii="Calibri" w:hAnsi="Calibri" w:cs="Calibri"/>
+        </w:rPr>
+      </w:pPr>
+      <w:r>
+        <w:rPr>
+          <w:rFonts w:ascii="Calibri" w:hAnsi="Calibri" w:cs="Calibri"/>
+        </w:rPr>
+        <w:t xml:space="preserve">Est-ce que vous pensez que les fichier d’une même participant soit groupé/concaténé pour être traité de manière similaire (comme pour l’ICA) ou bien on peut étudier les fichiers de manière séparés ? </w:t>
+      </w:r>
     </w:p>
     <w:p>
       <w:pPr>
